--- a/text/3.课程设计日志_已填写.docx
+++ b/text/3.课程设计日志_已填写.docx
@@ -672,28 +672,25 @@
                 <w:rFonts w:ascii="Times New Roman" w:eastAsia="宋体" w:hAnsi="Times New Roman" w:cs="Times New Roman" w:hint="eastAsia"/>
                 <w:sz w:val="24"/>
               </w:rPr>
-              <w:t>7</w:t>
+              <w:t>7月6日</w:t>
             </w:r>
             <w:r>
               <w:rPr>
                 <w:rFonts w:ascii="Times New Roman" w:eastAsia="宋体" w:hAnsi="Times New Roman" w:cs="Times New Roman"/>
                 <w:sz w:val="24"/>
               </w:rPr>
-              <w:t>月</w:t>
             </w:r>
             <w:r>
               <w:rPr>
                 <w:rFonts w:ascii="Times New Roman" w:eastAsia="宋体" w:hAnsi="Times New Roman" w:cs="Times New Roman" w:hint="eastAsia"/>
                 <w:sz w:val="24"/>
               </w:rPr>
-              <w:t>6</w:t>
             </w:r>
             <w:r>
               <w:rPr>
                 <w:rFonts w:ascii="Times New Roman" w:eastAsia="宋体" w:hAnsi="Times New Roman" w:cs="Times New Roman"/>
                 <w:sz w:val="24"/>
               </w:rPr>
-              <w:t>日</w:t>
             </w:r>
           </w:p>
         </w:tc>
@@ -703,14 +700,10 @@
           </w:tcPr>
           <w:p>
             <w:r>
-              <w:t>确定课题为高校人员信息管理系统，查阅面向对象设计资料，搭建</w:t>
-            </w:r>
-            <w:r>
-              <w:t>Python</w:t>
-            </w:r>
-            <w:r>
-              <w:t>开发环境，初始化项目目录结构</w:t>
-            </w:r>
+              <w:t>确定课题为高校人员信息管理系统，通读指导书里的功能要求，查阅面向对象设计资料，搭建Python开发环境，规划好models/services/ui的分层结构</w:t>
+            </w:r>
+            <w:r/>
+            <w:r/>
           </w:p>
         </w:tc>
       </w:tr>
@@ -738,15 +731,14 @@
                 <w:sz w:val="24"/>
                 <w:lang w:bidi="ar"/>
               </w:rPr>
-              <w:t>7</w:t>
-            </w:r>
-            <w:r>
-              <w:rPr>
-                <w:rFonts w:ascii="宋体" w:eastAsia="宋体" w:hAnsi="宋体" w:cs="宋体" w:hint="eastAsia"/>
-                <w:sz w:val="24"/>
-                <w:lang w:bidi="ar"/>
-              </w:rPr>
-              <w:t>月</w:t>
+              <w:t>7月7日</w:t>
+            </w:r>
+            <w:r>
+              <w:rPr>
+                <w:rFonts w:ascii="宋体" w:eastAsia="宋体" w:hAnsi="宋体" w:cs="宋体" w:hint="eastAsia"/>
+                <w:sz w:val="24"/>
+                <w:lang w:bidi="ar"/>
+              </w:rPr>
             </w:r>
             <w:r>
               <w:rPr>
@@ -754,15 +746,13 @@
                 <w:sz w:val="24"/>
                 <w:lang w:bidi="ar"/>
               </w:rPr>
-              <w:t>7</w:t>
-            </w:r>
-            <w:r>
-              <w:rPr>
-                <w:rFonts w:ascii="宋体" w:eastAsia="宋体" w:hAnsi="宋体" w:cs="宋体" w:hint="eastAsia"/>
-                <w:sz w:val="24"/>
-                <w:lang w:bidi="ar"/>
-              </w:rPr>
-              <w:t>日</w:t>
+            </w:r>
+            <w:r>
+              <w:rPr>
+                <w:rFonts w:ascii="宋体" w:eastAsia="宋体" w:hAnsi="宋体" w:cs="宋体" w:hint="eastAsia"/>
+                <w:sz w:val="24"/>
+                <w:lang w:bidi="ar"/>
+              </w:rPr>
             </w:r>
           </w:p>
         </w:tc>
@@ -772,56 +762,24 @@
           </w:tcPr>
           <w:p>
             <w:r>
-              <w:t>完成</w:t>
-            </w:r>
-            <w:r>
-              <w:t>BaseClass</w:t>
-            </w:r>
-            <w:r>
-              <w:t>基类和</w:t>
-            </w:r>
-            <w:r>
-              <w:t>Teacher</w:t>
-            </w:r>
-            <w:r>
-              <w:t>、</w:t>
-            </w:r>
-            <w:r>
-              <w:t>Experimenter</w:t>
-            </w:r>
-            <w:r>
-              <w:t>、</w:t>
-            </w:r>
-            <w:r>
-              <w:t>Admin</w:t>
-            </w:r>
-            <w:r>
-              <w:t>、</w:t>
-            </w:r>
-            <w:r>
-              <w:t>TeacherAdmin</w:t>
-            </w:r>
-            <w:r>
-              <w:t>四个子类，实现</w:t>
-            </w:r>
-            <w:r>
-              <w:t>to_dict/from_dict</w:t>
-            </w:r>
-            <w:r>
-              <w:t>序列化方法，修复</w:t>
-            </w:r>
-            <w:r>
-              <w:t>TeacherAdmin</w:t>
-            </w:r>
-            <w:r>
-              <w:t>多重继承</w:t>
-            </w:r>
-            <w:r>
-              <w:t>MRO</w:t>
-            </w:r>
-            <w:r>
-              <w:t>问题</w:t>
-            </w:r>
+              <w:t>初始化项目框架和目录结构，完成BaseClass基类和教师、实验员、行政人员三大子类，补充完成教师兼行政人员类，开始编写services层，完成添加和部分查询功能</w:t>
+            </w:r>
+            <w:r/>
+            <w:r/>
+            <w:r/>
+            <w:r/>
+            <w:r/>
+            <w:r/>
+            <w:r/>
+            <w:r/>
+            <w:r/>
+            <w:r/>
+            <w:r/>
+            <w:r/>
+            <w:r/>
+            <w:r/>
+            <w:r/>
+            <w:r/>
           </w:p>
         </w:tc>
       </w:tr>
@@ -849,15 +807,14 @@
                 <w:sz w:val="24"/>
                 <w:lang w:bidi="ar"/>
               </w:rPr>
-              <w:t>7</w:t>
-            </w:r>
-            <w:r>
-              <w:rPr>
-                <w:rFonts w:ascii="宋体" w:eastAsia="宋体" w:hAnsi="宋体" w:cs="宋体" w:hint="eastAsia"/>
-                <w:sz w:val="24"/>
-                <w:lang w:bidi="ar"/>
-              </w:rPr>
-              <w:t>月</w:t>
+              <w:t>7月8日</w:t>
+            </w:r>
+            <w:r>
+              <w:rPr>
+                <w:rFonts w:ascii="宋体" w:eastAsia="宋体" w:hAnsi="宋体" w:cs="宋体" w:hint="eastAsia"/>
+                <w:sz w:val="24"/>
+                <w:lang w:bidi="ar"/>
+              </w:rPr>
             </w:r>
             <w:r>
               <w:rPr>
@@ -865,15 +822,13 @@
                 <w:sz w:val="24"/>
                 <w:lang w:bidi="ar"/>
               </w:rPr>
-              <w:t>8</w:t>
-            </w:r>
-            <w:r>
-              <w:rPr>
-                <w:rFonts w:ascii="宋体" w:eastAsia="宋体" w:hAnsi="宋体" w:cs="宋体" w:hint="eastAsia"/>
-                <w:sz w:val="24"/>
-                <w:lang w:bidi="ar"/>
-              </w:rPr>
-              <w:t>日</w:t>
+            </w:r>
+            <w:r>
+              <w:rPr>
+                <w:rFonts w:ascii="宋体" w:eastAsia="宋体" w:hAnsi="宋体" w:cs="宋体" w:hint="eastAsia"/>
+                <w:sz w:val="24"/>
+                <w:lang w:bidi="ar"/>
+              </w:rPr>
             </w:r>
           </w:p>
         </w:tc>
@@ -883,38 +838,18 @@
           </w:tcPr>
           <w:p>
             <w:r>
-              <w:t>完成</w:t>
-            </w:r>
-            <w:r>
-              <w:t>PersonService</w:t>
-            </w:r>
-            <w:r>
-              <w:t>类，实现增删改查和</w:t>
-            </w:r>
-            <w:r>
-              <w:t>JSON</w:t>
-            </w:r>
-            <w:r>
-              <w:t>持久化，测试</w:t>
-            </w:r>
-            <w:r>
-              <w:t>find_person</w:t>
-            </w:r>
-            <w:r>
-              <w:t>前缀匹配、</w:t>
-            </w:r>
-            <w:r>
-              <w:t>update_person</w:t>
-            </w:r>
-            <w:r>
-              <w:t>编号冲突检查、</w:t>
-            </w:r>
-            <w:r>
-              <w:t>delete_person</w:t>
-            </w:r>
-            <w:r>
-              <w:t>硬删除</w:t>
-            </w:r>
+              <w:t>修改前缀查询逻辑，回收站方案测试失败后把删除改为硬删除，实现load和save的JSON持久化，完成updatePerson编辑方法（设计了防止编号冲突且允许修改自身），完成统计方法，首次跑通models+services全部功能，修复了一个teacher_admin的MRO继承链问题，改用直接调用基类构造</w:t>
+            </w:r>
+            <w:r/>
+            <w:r/>
+            <w:r/>
+            <w:r/>
+            <w:r/>
+            <w:r/>
+            <w:r/>
+            <w:r/>
+            <w:r/>
+            <w:r/>
           </w:p>
         </w:tc>
       </w:tr>
@@ -942,15 +877,14 @@
                 <w:sz w:val="24"/>
                 <w:lang w:bidi="ar"/>
               </w:rPr>
-              <w:t>7</w:t>
-            </w:r>
-            <w:r>
-              <w:rPr>
-                <w:rFonts w:ascii="宋体" w:eastAsia="宋体" w:hAnsi="宋体" w:cs="宋体" w:hint="eastAsia"/>
-                <w:sz w:val="24"/>
-                <w:lang w:bidi="ar"/>
-              </w:rPr>
-              <w:t>月</w:t>
+              <w:t>7月9日</w:t>
+            </w:r>
+            <w:r>
+              <w:rPr>
+                <w:rFonts w:ascii="宋体" w:eastAsia="宋体" w:hAnsi="宋体" w:cs="宋体" w:hint="eastAsia"/>
+                <w:sz w:val="24"/>
+                <w:lang w:bidi="ar"/>
+              </w:rPr>
             </w:r>
             <w:r>
               <w:rPr>
@@ -958,15 +892,13 @@
                 <w:sz w:val="24"/>
                 <w:lang w:bidi="ar"/>
               </w:rPr>
-              <w:t>9</w:t>
-            </w:r>
-            <w:r>
-              <w:rPr>
-                <w:rFonts w:ascii="宋体" w:eastAsia="宋体" w:hAnsi="宋体" w:cs="宋体" w:hint="eastAsia"/>
-                <w:sz w:val="24"/>
-                <w:lang w:bidi="ar"/>
-              </w:rPr>
-              <w:t>日</w:t>
+            </w:r>
+            <w:r>
+              <w:rPr>
+                <w:rFonts w:ascii="宋体" w:eastAsia="宋体" w:hAnsi="宋体" w:cs="宋体" w:hint="eastAsia"/>
+                <w:sz w:val="24"/>
+                <w:lang w:bidi="ar"/>
+              </w:rPr>
             </w:r>
           </w:p>
         </w:tc>
@@ -976,50 +908,22 @@
           </w:tcPr>
           <w:p>
             <w:r>
-              <w:t>完成</w:t>
-            </w:r>
-            <w:r>
-              <w:t>CLI</w:t>
-            </w:r>
-            <w:r>
-              <w:t>界面开发，实现</w:t>
-            </w:r>
-            <w:r>
-              <w:t>PersonCollector</w:t>
-            </w:r>
-            <w:r>
-              <w:t>信息收集器，实现添加</w:t>
-            </w:r>
-            <w:r>
-              <w:t>/</w:t>
-            </w:r>
-            <w:r>
-              <w:t>查询</w:t>
-            </w:r>
-            <w:r>
-              <w:t>/</w:t>
-            </w:r>
-            <w:r>
-              <w:t>显示</w:t>
-            </w:r>
-            <w:r>
-              <w:t>/</w:t>
-            </w:r>
-            <w:r>
-              <w:t>修改</w:t>
-            </w:r>
-            <w:r>
-              <w:t>/</w:t>
-            </w:r>
-            <w:r>
-              <w:t>删除</w:t>
-            </w:r>
-            <w:r>
-              <w:t>/</w:t>
-            </w:r>
-            <w:r>
-              <w:t>统计六大功能</w:t>
-            </w:r>
+              <w:t>完成ui层addperson逻辑，实现多态的get_fields方法把字段收集模块化，添加年龄1-150检查，完成最简单的显示方法，后续考虑采用rich进行优化</w:t>
+            </w:r>
+            <w:r/>
+            <w:r/>
+            <w:r/>
+            <w:r/>
+            <w:r/>
+            <w:r/>
+            <w:r/>
+            <w:r/>
+            <w:r/>
+            <w:r/>
+            <w:r/>
+            <w:r/>
+            <w:r/>
+            <w:r/>
           </w:p>
         </w:tc>
       </w:tr>
@@ -1120,15 +1024,14 @@
                 <w:sz w:val="24"/>
                 <w:lang w:bidi="ar"/>
               </w:rPr>
-              <w:t>7</w:t>
-            </w:r>
-            <w:r>
-              <w:rPr>
-                <w:rFonts w:ascii="宋体" w:eastAsia="宋体" w:hAnsi="宋体" w:cs="宋体" w:hint="eastAsia"/>
-                <w:sz w:val="24"/>
-                <w:lang w:bidi="ar"/>
-              </w:rPr>
-              <w:t>月</w:t>
+              <w:t>7月10日</w:t>
+            </w:r>
+            <w:r>
+              <w:rPr>
+                <w:rFonts w:ascii="宋体" w:eastAsia="宋体" w:hAnsi="宋体" w:cs="宋体" w:hint="eastAsia"/>
+                <w:sz w:val="24"/>
+                <w:lang w:bidi="ar"/>
+              </w:rPr>
             </w:r>
             <w:r>
               <w:rPr>
@@ -1136,15 +1039,13 @@
                 <w:sz w:val="24"/>
                 <w:lang w:bidi="ar"/>
               </w:rPr>
-              <w:t>10</w:t>
-            </w:r>
-            <w:r>
-              <w:rPr>
-                <w:rFonts w:ascii="宋体" w:eastAsia="宋体" w:hAnsi="宋体" w:cs="宋体" w:hint="eastAsia"/>
-                <w:sz w:val="24"/>
-                <w:lang w:bidi="ar"/>
-              </w:rPr>
-              <w:t>日</w:t>
+            </w:r>
+            <w:r>
+              <w:rPr>
+                <w:rFonts w:ascii="宋体" w:eastAsia="宋体" w:hAnsi="宋体" w:cs="宋体" w:hint="eastAsia"/>
+                <w:sz w:val="24"/>
+                <w:lang w:bidi="ar"/>
+              </w:rPr>
             </w:r>
           </w:p>
         </w:tc>
@@ -1154,35 +1055,17 @@
           </w:tcPr>
           <w:p>
             <w:r>
-              <w:t>重大重构：抽象</w:t>
-            </w:r>
-            <w:r>
-              <w:t>PersonFilter</w:t>
-            </w:r>
-            <w:r>
-              <w:t>筛选器，统一查询</w:t>
-            </w:r>
-            <w:r>
-              <w:t>/</w:t>
-            </w:r>
-            <w:r>
-              <w:t>修改</w:t>
-            </w:r>
-            <w:r>
-              <w:t>/</w:t>
-            </w:r>
-            <w:r>
-              <w:t>删除筛选逻辑，模块化拆分</w:t>
-            </w:r>
-            <w:r>
-              <w:t>src</w:t>
-            </w:r>
-            <w:r>
-              <w:t>目录，驼峰命名重命名为</w:t>
-            </w:r>
-            <w:r>
-              <w:t>snake_case</w:t>
-            </w:r>
+              <w:t>重大修改：将筛选器逻辑单独抽象为人员筛选器，在查询、编辑、删除里复用；完成删除功能；重构UI层新增信息收集器和配置持久化；统一查询/修改/删除流程；模块化重构拆分src目录；驼峰命名统一改为Python标准的snake_case；更新README规范项目文档</w:t>
+            </w:r>
+            <w:r/>
+            <w:r/>
+            <w:r/>
+            <w:r/>
+            <w:r/>
+            <w:r/>
+            <w:r/>
+            <w:r/>
+            <w:r/>
           </w:p>
         </w:tc>
       </w:tr>
@@ -1210,15 +1093,14 @@
                 <w:sz w:val="24"/>
                 <w:lang w:bidi="ar"/>
               </w:rPr>
-              <w:t>7</w:t>
-            </w:r>
-            <w:r>
-              <w:rPr>
-                <w:rFonts w:ascii="宋体" w:eastAsia="宋体" w:hAnsi="宋体" w:cs="宋体" w:hint="eastAsia"/>
-                <w:sz w:val="24"/>
-                <w:lang w:bidi="ar"/>
-              </w:rPr>
-              <w:t>月</w:t>
+              <w:t>7月11日</w:t>
+            </w:r>
+            <w:r>
+              <w:rPr>
+                <w:rFonts w:ascii="宋体" w:eastAsia="宋体" w:hAnsi="宋体" w:cs="宋体" w:hint="eastAsia"/>
+                <w:sz w:val="24"/>
+                <w:lang w:bidi="ar"/>
+              </w:rPr>
             </w:r>
             <w:r>
               <w:rPr>
@@ -1226,15 +1108,13 @@
                 <w:sz w:val="24"/>
                 <w:lang w:bidi="ar"/>
               </w:rPr>
-              <w:t>13</w:t>
-            </w:r>
-            <w:r>
-              <w:rPr>
-                <w:rFonts w:ascii="宋体" w:eastAsia="宋体" w:hAnsi="宋体" w:cs="宋体" w:hint="eastAsia"/>
-                <w:sz w:val="24"/>
-                <w:lang w:bidi="ar"/>
-              </w:rPr>
-              <w:t>日</w:t>
+            </w:r>
+            <w:r>
+              <w:rPr>
+                <w:rFonts w:ascii="宋体" w:eastAsia="宋体" w:hAnsi="宋体" w:cs="宋体" w:hint="eastAsia"/>
+                <w:sz w:val="24"/>
+                <w:lang w:bidi="ar"/>
+              </w:rPr>
             </w:r>
           </w:p>
         </w:tc>
@@ -1244,20 +1124,12 @@
           </w:tcPr>
           <w:p>
             <w:r>
-              <w:t>完善功能：统一查删改逻辑复用</w:t>
-            </w:r>
-            <w:r>
-              <w:t>_filter_list</w:t>
-            </w:r>
-            <w:r>
-              <w:t>方法，修复类名规范问题，重构</w:t>
-            </w:r>
-            <w:r>
-              <w:t>docstring</w:t>
-            </w:r>
-            <w:r>
-              <w:t>文档，增加统计表格显示</w:t>
-            </w:r>
+              <w:t>重构并完善了原本丑陋的docstring，修复旧数据类名不规范问题统一为PascalCase，统一查删改逻辑并修复查询子菜单按无效按键无提示的bug，统计功能增加总人数和男女员工统计，显示层加上表格框线和分区对齐</w:t>
+            </w:r>
+            <w:r/>
+            <w:r/>
+            <w:r/>
+            <w:r/>
           </w:p>
         </w:tc>
       </w:tr>
@@ -1285,15 +1157,14 @@
                 <w:sz w:val="24"/>
                 <w:lang w:bidi="ar"/>
               </w:rPr>
-              <w:t>7</w:t>
-            </w:r>
-            <w:r>
-              <w:rPr>
-                <w:rFonts w:ascii="宋体" w:eastAsia="宋体" w:hAnsi="宋体" w:cs="宋体" w:hint="eastAsia"/>
-                <w:sz w:val="24"/>
-                <w:lang w:bidi="ar"/>
-              </w:rPr>
-              <w:t>月</w:t>
+              <w:t>7月12日</w:t>
+            </w:r>
+            <w:r>
+              <w:rPr>
+                <w:rFonts w:ascii="宋体" w:eastAsia="宋体" w:hAnsi="宋体" w:cs="宋体" w:hint="eastAsia"/>
+                <w:sz w:val="24"/>
+                <w:lang w:bidi="ar"/>
+              </w:rPr>
             </w:r>
             <w:r>
               <w:rPr>
@@ -1301,15 +1172,13 @@
                 <w:sz w:val="24"/>
                 <w:lang w:bidi="ar"/>
               </w:rPr>
-              <w:t>14</w:t>
-            </w:r>
-            <w:r>
-              <w:rPr>
-                <w:rFonts w:ascii="宋体" w:eastAsia="宋体" w:hAnsi="宋体" w:cs="宋体" w:hint="eastAsia"/>
-                <w:sz w:val="24"/>
-                <w:lang w:bidi="ar"/>
-              </w:rPr>
-              <w:t>日</w:t>
+            </w:r>
+            <w:r>
+              <w:rPr>
+                <w:rFonts w:ascii="宋体" w:eastAsia="宋体" w:hAnsi="宋体" w:cs="宋体" w:hint="eastAsia"/>
+                <w:sz w:val="24"/>
+                <w:lang w:bidi="ar"/>
+              </w:rPr>
             </w:r>
           </w:p>
         </w:tc>
@@ -1319,26 +1188,14 @@
           </w:tcPr>
           <w:p>
             <w:r>
-              <w:t>开发</w:t>
-            </w:r>
-            <w:r>
-              <w:t>TUI</w:t>
-            </w:r>
-            <w:r>
-              <w:t>界面：基于</w:t>
-            </w:r>
-            <w:r>
-              <w:t>Textual</w:t>
-            </w:r>
-            <w:r>
-              <w:t>库搭建左右布局，实现导航菜单和内容区，添加自动保存按钮，新增</w:t>
-            </w:r>
-            <w:r>
-              <w:t>CSV</w:t>
-            </w:r>
-            <w:r>
-              <w:t>导入导出</w:t>
-            </w:r>
+              <w:t>新增配套csv导入/导出功能并完善指引，微调修复print的方框和部分ReturnBack遗漏的异常捕获，完成初代TUI主菜单（很丑，后续优化），做了基础美化并在右上角加上自动保存切换按钮，导航栏顶部添加Welcome菜单项</w:t>
+            </w:r>
+            <w:r/>
+            <w:r/>
+            <w:r/>
+            <w:r/>
+            <w:r/>
+            <w:r/>
           </w:p>
         </w:tc>
       </w:tr>
@@ -1366,15 +1223,14 @@
                 <w:sz w:val="24"/>
                 <w:lang w:bidi="ar"/>
               </w:rPr>
-              <w:t>7</w:t>
-            </w:r>
-            <w:r>
-              <w:rPr>
-                <w:rFonts w:ascii="宋体" w:eastAsia="宋体" w:hAnsi="宋体" w:cs="宋体" w:hint="eastAsia"/>
-                <w:sz w:val="24"/>
-                <w:lang w:bidi="ar"/>
-              </w:rPr>
-              <w:t>月</w:t>
+              <w:t>7月13日</w:t>
+            </w:r>
+            <w:r>
+              <w:rPr>
+                <w:rFonts w:ascii="宋体" w:eastAsia="宋体" w:hAnsi="宋体" w:cs="宋体" w:hint="eastAsia"/>
+                <w:sz w:val="24"/>
+                <w:lang w:bidi="ar"/>
+              </w:rPr>
             </w:r>
             <w:r>
               <w:rPr>
@@ -1382,15 +1238,13 @@
                 <w:sz w:val="24"/>
                 <w:lang w:bidi="ar"/>
               </w:rPr>
-              <w:t>15</w:t>
-            </w:r>
-            <w:r>
-              <w:rPr>
-                <w:rFonts w:ascii="宋体" w:eastAsia="宋体" w:hAnsi="宋体" w:cs="宋体" w:hint="eastAsia"/>
-                <w:sz w:val="24"/>
-                <w:lang w:bidi="ar"/>
-              </w:rPr>
-              <w:t>日</w:t>
+            </w:r>
+            <w:r>
+              <w:rPr>
+                <w:rFonts w:ascii="宋体" w:eastAsia="宋体" w:hAnsi="宋体" w:cs="宋体" w:hint="eastAsia"/>
+                <w:sz w:val="24"/>
+                <w:lang w:bidi="ar"/>
+              </w:rPr>
             </w:r>
           </w:p>
         </w:tc>
@@ -1405,49 +1259,24 @@
               </w:rPr>
             </w:pPr>
             <w:r>
-              <w:t>完成</w:t>
-            </w:r>
-            <w:r>
-              <w:t>TUI</w:t>
-            </w:r>
-            <w:r>
-              <w:t>五大模块：</w:t>
-            </w:r>
-            <w:r>
-              <w:t>PersonDetailPage</w:t>
-            </w:r>
-            <w:r>
-              <w:t>详情弹窗、</w:t>
-            </w:r>
-            <w:r>
-              <w:t>PersonListPage</w:t>
-            </w:r>
-            <w:r>
-              <w:t>可点击列表、</w:t>
-            </w:r>
-            <w:r>
-              <w:t>PersonFilterPage</w:t>
-            </w:r>
-            <w:r>
-              <w:t>筛选页面、</w:t>
-            </w:r>
-            <w:r>
-              <w:t>PersonEditScreen</w:t>
-            </w:r>
-            <w:r>
-              <w:t>修改弹窗、</w:t>
-            </w:r>
-            <w:r>
-              <w:t>PersonDeleteConfirmScreen</w:t>
-            </w:r>
-            <w:r>
-              <w:t>删除确认</w:t>
-            </w:r>
+              <w:t>复用映射的菜单逻辑删掉一堆if增强扩展性，把自动保存配置读写提取为公共模块config.py，完成TUI人员详情页和列表页模块，重大改动修改UI层次增强大量复用，初步完成基础版所有任务开始调试，补全TUI五大模块并修复编辑弹窗滚动、删除刷新、性别选择、添加人员重叠等问题</w:t>
+            </w:r>
+            <w:r/>
+            <w:r/>
+            <w:r/>
+            <w:r/>
+            <w:r/>
+            <w:r/>
+            <w:r/>
+            <w:r/>
+            <w:r/>
+            <w:r/>
+            <w:r/>
+            <w:r/>
             <w:r>
               <w:rPr>
                 <w:rFonts w:hint="eastAsia"/>
               </w:rPr>
-              <w:t>，微调</w:t>
             </w:r>
           </w:p>
         </w:tc>
@@ -1477,16 +1306,14 @@
                 <w:sz w:val="24"/>
                 <w:lang w:bidi="ar"/>
               </w:rPr>
-              <w:lastRenderedPageBreak/>
-              <w:t>7</w:t>
-            </w:r>
-            <w:r>
-              <w:rPr>
-                <w:rFonts w:ascii="宋体" w:eastAsia="宋体" w:hAnsi="宋体" w:cs="宋体" w:hint="eastAsia"/>
-                <w:sz w:val="24"/>
-                <w:lang w:bidi="ar"/>
-              </w:rPr>
-              <w:t>月1</w:t>
+              <w:t>7月14日</w:t>
+            </w:r>
+            <w:r>
+              <w:rPr>
+                <w:rFonts w:ascii="宋体" w:eastAsia="宋体" w:hAnsi="宋体" w:cs="宋体" w:hint="eastAsia"/>
+                <w:sz w:val="24"/>
+                <w:lang w:bidi="ar"/>
+              </w:rPr>
             </w:r>
             <w:r>
               <w:rPr>
@@ -1494,15 +1321,13 @@
                 <w:sz w:val="24"/>
                 <w:lang w:bidi="ar"/>
               </w:rPr>
-              <w:t>6</w:t>
-            </w:r>
-            <w:r>
-              <w:rPr>
-                <w:rFonts w:ascii="宋体" w:eastAsia="宋体" w:hAnsi="宋体" w:cs="宋体" w:hint="eastAsia"/>
-                <w:sz w:val="24"/>
-                <w:lang w:bidi="ar"/>
-              </w:rPr>
-              <w:t>日</w:t>
+            </w:r>
+            <w:r>
+              <w:rPr>
+                <w:rFonts w:ascii="宋体" w:eastAsia="宋体" w:hAnsi="宋体" w:cs="宋体" w:hint="eastAsia"/>
+                <w:sz w:val="24"/>
+                <w:lang w:bidi="ar"/>
+              </w:rPr>
             </w:r>
           </w:p>
         </w:tc>
@@ -1512,14 +1337,10 @@
           </w:tcPr>
           <w:p>
             <w:r>
-              <w:t>文档整理：编写课程设计报告，绘制类图和流程图，准备答辩</w:t>
-            </w:r>
-            <w:r>
-              <w:t>PPT</w:t>
-            </w:r>
-            <w:r>
-              <w:t>和演示视频</w:t>
-            </w:r>
+              <w:t>修缮代码优化TUI模块增加筛选器复用，排查出一个数据污染问题，对load和find_person完成防御性去重，消除列表高光残留，完成指导书中对于删除的特判（记录为空的提示），统一命名、from_dict改用.get、csv格式兼容空格，统一age字段类型为字符串防止历史数据污染，最终微调打包</w:t>
+            </w:r>
+            <w:r/>
+            <w:r/>
           </w:p>
         </w:tc>
       </w:tr>
@@ -1548,15 +1369,14 @@
                 <w:sz w:val="24"/>
                 <w:lang w:bidi="ar"/>
               </w:rPr>
-              <w:t>7</w:t>
-            </w:r>
-            <w:r>
-              <w:rPr>
-                <w:rFonts w:ascii="宋体" w:eastAsia="宋体" w:hAnsi="宋体" w:cs="宋体" w:hint="eastAsia"/>
-                <w:sz w:val="24"/>
-                <w:lang w:bidi="ar"/>
-              </w:rPr>
-              <w:t>月1</w:t>
+              <w:t>7月20日</w:t>
+            </w:r>
+            <w:r>
+              <w:rPr>
+                <w:rFonts w:ascii="宋体" w:eastAsia="宋体" w:hAnsi="宋体" w:cs="宋体" w:hint="eastAsia"/>
+                <w:sz w:val="24"/>
+                <w:lang w:bidi="ar"/>
+              </w:rPr>
             </w:r>
             <w:r>
               <w:rPr>
@@ -1564,15 +1384,13 @@
                 <w:sz w:val="24"/>
                 <w:lang w:bidi="ar"/>
               </w:rPr>
-              <w:t>7</w:t>
-            </w:r>
-            <w:r>
-              <w:rPr>
-                <w:rFonts w:ascii="宋体" w:eastAsia="宋体" w:hAnsi="宋体" w:cs="宋体" w:hint="eastAsia"/>
-                <w:sz w:val="24"/>
-                <w:lang w:bidi="ar"/>
-              </w:rPr>
-              <w:t>日</w:t>
+            </w:r>
+            <w:r>
+              <w:rPr>
+                <w:rFonts w:ascii="宋体" w:eastAsia="宋体" w:hAnsi="宋体" w:cs="宋体" w:hint="eastAsia"/>
+                <w:sz w:val="24"/>
+                <w:lang w:bidi="ar"/>
+              </w:rPr>
             </w:r>
           </w:p>
         </w:tc>
@@ -1582,7 +1400,7 @@
           </w:tcPr>
           <w:p>
             <w:r>
-              <w:t>模拟答辩演练，准备常见问题回答，检查提交材料完整性</w:t>
+              <w:t>对项目从头到尾大检查：修复TeacherAdmin.to_dict丢失系部/专业/职称字段的严重bug并修复受污染的数据，简化find_person前缀匹配为交集筛选，修复delete_person迭代安全问题，提取CSV导入去重到Service层，用type_name多态属性替代isinstance判断链，补充requirements.txt、property访问器和logging，修复Select组件提示文本可被选中的问题（allow_blank=False）</w:t>
             </w:r>
           </w:p>
         </w:tc>
